--- a/docs/word version/VT7_Missing_Vulnerability_Zones_Bug_Fix.docx
+++ b/docs/word version/VT7_Missing_Vulnerability_Zones_Bug_Fix.docx
@@ -1026,21 +1026,6 @@
           <w:rStyle w:val="VerbatimChar"/>
         </w:rPr>
         <w:t xml:space="preserve">terracover/modules/vt7/frequency_analysis.py</w:t>
-      </w:r>
-    </w:p>
-    <w:p>
-      <w:pPr>
-        <w:pStyle w:val="Compact"/>
-        <w:numPr>
-          <w:ilvl w:val="0"/>
-          <w:numId w:val="1006"/>
-        </w:numPr>
-      </w:pPr>
-      <w:r>
-        <w:rPr>
-          <w:rStyle w:val="VerbatimChar"/>
-        </w:rPr>
-        <w:t xml:space="preserve">terracover/modules/vt7/standalone/vt7_udef_arp/terracover/modules/vt7/frequency_analysis.py</w:t>
       </w:r>
     </w:p>
     <w:bookmarkEnd w:id="20"/>
